--- a/explicacion/CHIP_FOREST_modulo_B_explicacion_sencilla.docx
+++ b/explicacion/CHIP_FOREST_modulo_B_explicacion_sencilla.docx
@@ -28,7 +28,7 @@
           <w:sz w:val="32"/>
           <w:szCs w:val="32"/>
         </w:rPr>
-        <w:t xml:space="preserve">Cómo funcional concentrador (Módulo B), explicado de forma sencilla</w:t>
+        <w:t xml:space="preserve">Cómo funciona el Módulo B, explicado de forma sencilla</w:t>
       </w:r>
     </w:p>
     <w:p>
